--- a/10-decisions/Ягель — отчёт по практической №10.docx
+++ b/10-decisions/Ягель — отчёт по практической №10.docx
@@ -63,7 +63,7 @@
         <w:rPr>
           <w:b w:val="0"/>
         </w:rPr>
-        <w:t>«Ягель A1» — E-Ink часы и монитор CO₂, температуры, влажности и давления. Главная идея — работа без обязательного облака. Измерения выполняются на устройстве. Локальная интеграция с умным домом относится к плану развития: HTTP API и MQTT в проверенной прошивке пока отсутствуют.</w:t>
+        <w:t>«Ягель A1» — E-Ink часы и монитор CO₂, температуры, влажности и давления. Главная идея — работа без обязательного облака. В прошивке уже реализованы локальные интерфейсы и API. Настройка выполняется через интерфейс устройства, без изменения кода и перепрошивки.</w:t>
       </w:r>
     </w:p>
     <w:p>
@@ -82,7 +82,7 @@
         <w:rPr>
           <w:b w:val="0"/>
         </w:rPr>
-        <w:t>Выбран кейс № 1 «Сбой в запуске продукта». Перед пилотом будущей версии обнаружена ошибка: после потери Wi-Fi перестают обновляться показания. Запуск намечен через неделю. Ошибка и срок — условия учебного кейса; партия из 30 устройств предусмотрена планом проекта.</w:t>
+        <w:t>Выбран кейс № 1 «Сбой в запуске продукта». При тестировании перед пилотом обнаружена ошибка: после потери Wi-Fi перестают обновляться показания. Запуск намечен через неделю. Ошибка и срок — условия учебного кейса; партия из 30 устройств предусмотрена планом проекта.</w:t>
       </w:r>
     </w:p>
     <w:p>
@@ -101,7 +101,7 @@
         <w:rPr>
           <w:b w:val="0"/>
         </w:rPr>
-        <w:t>Сильные стороны: работающий аппаратный прототип, собственный экран, открытая конструкция и понятная идея независимости от облака.</w:t>
+        <w:t>Сильные стороны: работающий прибор, готовые локальные интерфейсы, настройка без изменения кода, собственный экран и открытая конструкция.</w:t>
       </w:r>
     </w:p>
     <w:p>
@@ -112,7 +112,7 @@
         <w:rPr>
           <w:b w:val="0"/>
         </w:rPr>
-        <w:t>Слабые стороны: локальные интерфейсы ещё нужно завершить; требуется проверить работу при сбоях сети. Возможности небольшой команды ограничены.</w:t>
+        <w:t>Слабые стороны: требуется расширенная проверка надёжности при сбоях сети и оценка удобства настройки. Возможности небольшой команды ограничены.</w:t>
       </w:r>
     </w:p>
     <w:p>
@@ -164,7 +164,7 @@
         <w:rPr>
           <w:b w:val="0"/>
         </w:rPr>
-        <w:t>Б. Перенести пилот до завершения всех функций. Это уменьшает технический риск, но задерживает обратную связь и может расширить объём работ.</w:t>
+        <w:t>Б. Перенести пилот до завершения расширенных проверок. Это уменьшает технический риск, но задерживает обратную связь и увеличивает затраты времени.</w:t>
       </w:r>
     </w:p>
     <w:p>
@@ -587,7 +587,7 @@
         <w:rPr>
           <w:b w:val="0"/>
         </w:rPr>
-        <w:t>R5. Завышенные обещания: 2 × 3 = 6, высокий. Признак — реклама обещает готовую интеграцию или доказанную экономию энергии без проверки. Ответственный — руководитель. Мера — исправить описание и отделить реализованные свойства от планов.</w:t>
+        <w:t>R5. Завышенные обещания: 2 × 3 = 6, высокий. Признак — реклама обещает точность или экономию энергии без измерений. Ответственный — руководитель. Мера — исправить описание и подтвердить заявленные преимущества проверками.</w:t>
       </w:r>
     </w:p>
     <w:p>
@@ -818,7 +818,7 @@
         <w:rPr>
           <w:b w:val="0"/>
         </w:rPr>
-        <w:t>Представитель: «Какие параметры вы уже измеряете? Если у вас есть подходящий монитор CO₂, второй может не понадобиться. “Ягель” сочетает показания воздуха и часы на экране, а целевая версия передаёт данные в вашу домашнюю систему».</w:t>
+        <w:t>Представитель: «Какие параметры вы уже измеряете? Если у вас есть подходящий монитор CO₂, второй может не понадобиться. “Ягель” сочетает показания воздуха и часы на экране, а локальный API передаёт данные в вашу домашнюю систему».</w:t>
       </w:r>
     </w:p>
     <w:p>
@@ -925,7 +925,7 @@
         <w:rPr>
           <w:b w:val="0"/>
         </w:rPr>
-        <w:t>Наблюдатель проверяет, выяснил ли представитель задачу покупателя, понятно ли объяснил локальную работу и отделил ли готовые функции от планов. После ролевой игры участники записывают реальные замечания. Проведение игры и отзывы в этом отчёте не заявляются.</w:t>
+        <w:t>Наблюдатель проверяет, выяснил ли представитель задачу покупателя, понятно ли объяснил локальную работу и подтвердил ли заявленные преимущества. После ролевой игры участники записывают реальные замечания. Проведение игры и отзывы в этом отчёте не заявляются.</w:t>
       </w:r>
     </w:p>
     <w:p>

--- a/10-decisions/Ягель — отчёт по практической №10.docx
+++ b/10-decisions/Ягель — отчёт по практической №10.docx
@@ -41,7 +41,7 @@
         <w:pStyle w:val="Heading1"/>
       </w:pPr>
       <w:r>
-        <w:t>1. Принятие решения — задание № 1</w:t>
+        <w:t>1. Принятие решения (задание № 1)</w:t>
       </w:r>
     </w:p>
     <w:p>
@@ -52,7 +52,7 @@
         <w:rPr>
           <w:b w:val="0"/>
         </w:rPr>
-        <w:t>Цель работы — выбрать способ запуска «Ягеля A1» в условиях технической неопределённости, оценить риски и организовать общение команды с покупателями.</w:t>
+        <w:t>Цель работы: выбрать порядок запуска «Ягеля A1», оценить риски и распределить задачи между участниками команды.</w:t>
       </w:r>
     </w:p>
     <w:p>
@@ -63,7 +63,7 @@
         <w:rPr>
           <w:b w:val="0"/>
         </w:rPr>
-        <w:t>«Ягель A1» — E-Ink часы и монитор CO₂, температуры, влажности и давления. Главная идея — работа без обязательного облака. В прошивке уже реализованы локальные интерфейсы и API. Настройка выполняется через интерфейс устройства, без изменения кода и перепрошивки.</w:t>
+        <w:t>«Ягель A1» показывает время, CO₂, температуру, влажность и давление на E-Ink экране. Прибор работает без обязательного облака. Пользователь получает показания через локальный API и меняет настройки через интерфейс устройства, без правки кода и перепрошивки.</w:t>
       </w:r>
     </w:p>
     <w:p>
@@ -82,7 +82,7 @@
         <w:rPr>
           <w:b w:val="0"/>
         </w:rPr>
-        <w:t>Выбран кейс № 1 «Сбой в запуске продукта». При тестировании перед пилотом обнаружена ошибка: после потери Wi-Fi перестают обновляться показания. Запуск намечен через неделю. Ошибка и срок — условия учебного кейса; партия из 30 устройств предусмотрена планом проекта.</w:t>
+        <w:t>Кейс № 1 «Сбой в запуске продукта». За неделю до пилота тестировщик обнаруживает зависание показаний после потери Wi-Fi. Команда планирует передать пользователям 30 приборов и должна решить, как поступить с запуском.</w:t>
       </w:r>
     </w:p>
     <w:p>
@@ -101,7 +101,7 @@
         <w:rPr>
           <w:b w:val="0"/>
         </w:rPr>
-        <w:t>Сильные стороны: работающий прибор, готовые локальные интерфейсы, настройка без изменения кода, собственный экран и открытая конструкция.</w:t>
+        <w:t>Сильные стороны: работающий прибор, локальный API, настройка через интерфейс устройства и открытые схема, прошивка и корпус.</w:t>
       </w:r>
     </w:p>
     <w:p>
@@ -112,7 +112,7 @@
         <w:rPr>
           <w:b w:val="0"/>
         </w:rPr>
-        <w:t>Слабые стороны: требуется расширенная проверка надёжности при сбоях сети и оценка удобства настройки. Возможности небольшой команды ограничены.</w:t>
+        <w:t>Слабые стороны: команда ещё не проверила прибор в длительном пилоте. Небольшому составу трудно одновременно заниматься прошивкой, сборкой и поддержкой.</w:t>
       </w:r>
     </w:p>
     <w:p>
@@ -123,7 +123,7 @@
         <w:rPr>
           <w:b w:val="0"/>
         </w:rPr>
-        <w:t>Возможности: собрать обратную связь в небольшом пилоте, проверить настройку Home Assistant и показать возможность ремонта.</w:t>
+        <w:t>Возможности: испытать небольшую партию у владельцев Home Assistant, найти неудобные шаги настройки и подготовить инструкции по ремонту.</w:t>
       </w:r>
     </w:p>
     <w:p>
@@ -134,7 +134,7 @@
         <w:rPr>
           <w:b w:val="0"/>
         </w:rPr>
-        <w:t>Угрозы: потеря доверия при ошибочных или устаревших показаниях, перенос сроков, дополнительные затраты и конкуренция с готовыми приборами.</w:t>
+        <w:t>Угрозы: покупатели могут отказаться от прибора из-за зависаний. Задержка компонентов и рост затрат могут отодвинуть запуск.</w:t>
       </w:r>
     </w:p>
     <w:p>
@@ -153,7 +153,7 @@
         <w:rPr>
           <w:b w:val="0"/>
         </w:rPr>
-        <w:t>А. Начать пилот в срок с известной ошибкой. Это сохраняет дату, но нарушает главное обещание продукта и затрудняет оценку его пользы.</w:t>
+        <w:t>А. Передать всю партию в срок. Команда получит отзывы, но пользователи столкнутся с известной ошибкой и начнут сомневаться в показаниях.</w:t>
       </w:r>
     </w:p>
     <w:p>
@@ -164,7 +164,7 @@
         <w:rPr>
           <w:b w:val="0"/>
         </w:rPr>
-        <w:t>Б. Перенести пилот до завершения расширенных проверок. Это уменьшает технический риск, но задерживает обратную связь и увеличивает затраты времени.</w:t>
+        <w:t>Б. Перенести пилот и провести расширенные испытания. Команда уменьшит риск повторного сбоя, но позже получит отзывы покупателей.</w:t>
       </w:r>
     </w:p>
     <w:p>
@@ -175,7 +175,7 @@
         <w:rPr>
           <w:b w:val="0"/>
         </w:rPr>
-        <w:t>В. Исправить критическую ошибку, затем провести ограниченный пилот с пятью добровольцами. После проверки передать оставшиеся 25 устройств.</w:t>
+        <w:t>В. Исправить зависание и передать пять приборов участникам пилота. После проверки этой группы выдать оставшиеся 25.</w:t>
       </w:r>
     </w:p>
     <w:p>
@@ -186,7 +186,7 @@
         <w:rPr>
           <w:b w:val="0"/>
         </w:rPr>
-        <w:t>Выбрана альтернатива В. До исправления пилот не начинается. Пользователи получают описание ограничений, второстепенные функции откладываются. Если проверка не пройдена, пилот переносится. Ради срока критическая ошибка не принимается.</w:t>
+        <w:t>Команда выбирает вариант В. Разработчик исправляет зависание, второй участник повторяет тест. Пять добровольцев проверяют приборы в своих домашних сетях. При повторном сбое руководитель переносит выдачу остальных устройств.</w:t>
       </w:r>
     </w:p>
     <w:p>
@@ -210,7 +210,7 @@
         <w:rPr>
           <w:b w:val="0"/>
         </w:rPr>
-        <w:t>Используется шкала 1–3. Вероятность: 1 — низкая, 2 — средняя, 3 — высокая. Последствия: 1 — небольшие, 2 — заметные, 3 — серьёзные. Приоритет равен произведению оценок: 1–2 — низкий, 3–4 — средний, 6–9 — высокий. Оценки учебные, основаны на условии кейса; это не статистика отказов.</w:t>
+        <w:t>Команда оценивает вероятность и последствия по шкале от 1 до 3: низкие, средние и высокие. Приоритет риска равен произведению оценок. Значения 1–2 означают низкий приоритет, 3–4 средний, от 6 высокий. Оценки относятся к выбранному кейсу.</w:t>
       </w:r>
     </w:p>
     <w:p>
@@ -543,7 +543,7 @@
         <w:rPr>
           <w:b w:val="0"/>
         </w:rPr>
-        <w:t>R1. Потеря обновления показаний: 3 × 3 = 9, высокий. Признак — экран перестаёт обновляться после отключения Wi-Fi. Ответственный — разработчик прошивки. Мера — остановить передачу приборов, исправить ошибку и проверить работу без сети. Повторный сбой означает перенос пилота.</w:t>
+        <w:t>R1. Зависание показаний: 3 × 3 = 9, высокий приоритет. Разработчик прошивки исправляет ошибку. До исправления руководитель останавливает выдачу приборов. При проверке команда отключает Wi-Fi и интернет, затем восстанавливает соединение.</w:t>
       </w:r>
     </w:p>
     <w:p>
@@ -554,7 +554,7 @@
         <w:rPr>
           <w:b w:val="0"/>
         </w:rPr>
-        <w:t>R2. Задержка пилота: 2 × 2 = 4, средний. Признак — критические задачи не укладываются в план. Ответственный — руководитель. Мера — сократить второстепенные функции, согласовать новую дату и заранее предупредить участников.</w:t>
+        <w:t>R2. Задержка пилота: 2 × 2 = 4, средний приоритет. Руководитель переносит второстепенные задачи и сообщает участникам новую дату. Он пересматривает график, если команда не успевает устранить критическую ошибку.</w:t>
       </w:r>
     </w:p>
     <w:p>
@@ -565,7 +565,7 @@
         <w:rPr>
           <w:b w:val="0"/>
         </w:rPr>
-        <w:t>R3. Сложная интеграция: 2 × 2 = 4, средний. Признак — пользователь не может подключить Home Assistant по инструкции. Ответственный — разработчик интеграции. Мера — проверить настройку с новым пользователем, упростить шаги и обновить инструкцию.</w:t>
+        <w:t>R3. Сложная настройка: 2 × 2 = 4, средний приоритет. Пользователь не может подключить прибор к Home Assistant по инструкции. Разработчик интеграции наблюдает за настройкой, исправляет неудобные шаги и обновляет руководство.</w:t>
       </w:r>
     </w:p>
     <w:p>
@@ -576,7 +576,7 @@
         <w:rPr>
           <w:b w:val="0"/>
         </w:rPr>
-        <w:t>R4. Задержка компонентов: 1 × 3 = 3, средний. Признак — поставщик сдвигает подтверждённый срок. Ответственный — руководитель. Мера — проверить запас для пилота, искать альтернативного поставщика. Замену датчика допускать после проверки, а не только по совпадению разъёма.</w:t>
+        <w:t>R4. Задержка компонентов: 1 × 3 = 3, средний приоритет. Руководитель проверяет запас деталей и срок поставки. При задержке ищет другого поставщика. Перед заменой модели датчика команда проверяет совместимость и показания.</w:t>
       </w:r>
     </w:p>
     <w:p>
@@ -587,7 +587,7 @@
         <w:rPr>
           <w:b w:val="0"/>
         </w:rPr>
-        <w:t>R5. Завышенные обещания: 2 × 3 = 6, высокий. Признак — реклама обещает точность или экономию энергии без измерений. Ответственный — руководитель. Мера — исправить описание и подтвердить заявленные преимущества проверками.</w:t>
+        <w:t>R5. Ошибки в описании товара: 2 × 3 = 6, высокий приоритет. Руководитель сверяет карточку товара с результатами испытаний. Точность и экономию энергии указывает только при наличии измерений.</w:t>
       </w:r>
     </w:p>
     <w:p>
@@ -606,7 +606,7 @@
         <w:rPr>
           <w:b w:val="0"/>
         </w:rPr>
-        <w:t>Критические дефекты устраняются до передачи устройства. Допустимый перенос срока принимается с уведомлением участников. После исправлений команда повторно оценивает риски по результатам проверки. Без данных снижать оценки нельзя.</w:t>
+        <w:t>Руководитель разрешает выдачу приборов после устранения критических ошибок. Если команда меняет срок, она предупреждает участников пилота. После исправления разработчик и проверяющий обновляют оценки рисков.</w:t>
       </w:r>
     </w:p>
     <w:p>
@@ -619,7 +619,7 @@
         <w:pStyle w:val="Heading1"/>
       </w:pPr>
       <w:r>
-        <w:t>3. Командная работа — задание № 2</w:t>
+        <w:t>3. Командная работа (задание № 2)</w:t>
       </w:r>
     </w:p>
     <w:p>
@@ -630,7 +630,7 @@
         <w:rPr>
           <w:b w:val="0"/>
         </w:rPr>
-        <w:t>Выбран сценарий № 1 «Срочное обновление продукта». Участник пилота сообщает о прекращении обновления показаний. За сутки нужно подготовить проверенное восстановление или временное решение. Окончательное исправление нельзя обещать до диагностики.</w:t>
+        <w:t>Сценарий № 1 «Срочное обновление продукта». Участник пилота сообщает о зависании показаний. За сутки команда должна найти способ восстановить работу и сообщить пользователям, что делать.</w:t>
       </w:r>
     </w:p>
     <w:p>
@@ -649,7 +649,7 @@
         <w:rPr>
           <w:b w:val="0"/>
         </w:rPr>
-        <w:t>Руководитель определяет приоритет, ведёт список затронутых устройств и принимает решение о выпуске. Он согласует сроки и уведомляет участников пилота.</w:t>
+        <w:t>Руководитель собирает обращения, определяет порядок задач и решает, когда выдавать исправление. Он сообщает пользователям сроки и результаты.</w:t>
       </w:r>
     </w:p>
     <w:p>
@@ -660,7 +660,7 @@
         <w:rPr>
           <w:b w:val="0"/>
         </w:rPr>
-        <w:t>Разработчик прошивки воспроизводит сбой, готовит исправление или способ возврата к проверенной версии. Разработчик интеграции проверяет влияние на домашние автоматизации.</w:t>
+        <w:t>Разработчик прошивки воспроизводит ошибку и готовит исправление или возврат к предыдущей версии. Разработчик интеграции проверяет, как сбой влияет на домашние автоматизации.</w:t>
       </w:r>
     </w:p>
     <w:p>
@@ -671,7 +671,7 @@
         <w:rPr>
           <w:b w:val="0"/>
         </w:rPr>
-        <w:t>Проверяющий повторяет сценарий пользователя. Это учебные роли: обязанности можно совмещать, но исправление должен проверить второй участник.</w:t>
+        <w:t>Второй участник проверяет исправление по сценарию пользователя. В небольшой команде один человек может совмещать несколько ролей, но автор изменения не должен оставаться единственным проверяющим.</w:t>
       </w:r>
     </w:p>
     <w:p>
@@ -690,7 +690,7 @@
         <w:rPr>
           <w:b w:val="0"/>
         </w:rPr>
-        <w:t>0–2 часа. Подтвердить обращение, записать версию и условия сбоя. Остановить распространение проблемной версии. Запрашивать только необходимые сведения, без паролей Wi-Fi.</w:t>
+        <w:t>0–2 часа. Руководитель отвечает на обращение и узнаёт версию прошивки и условия сбоя. Команда останавливает распространение проблемного обновления. Пользователю достаточно описать ошибку; пароль Wi-Fi для этого не нужен.</w:t>
       </w:r>
     </w:p>
     <w:p>
@@ -701,7 +701,7 @@
         <w:rPr>
           <w:b w:val="0"/>
         </w:rPr>
-        <w:t>2–6 часов. Воспроизвести ошибку: отключить Wi-Fi, отдельно перекрыть интернет, перезапустить устройство. Проверить, продолжают ли меняться измерения и показания часов.</w:t>
+        <w:t>2–6 часов. Разработчик отключает Wi-Fi, перекрывает доступ в интернет и перезапускает прибор. Он проверяет обновление показаний и часов, записывает последовательность действий, которая вызывает сбой.</w:t>
       </w:r>
     </w:p>
     <w:p>
@@ -712,7 +712,7 @@
         <w:rPr>
           <w:b w:val="0"/>
         </w:rPr>
-        <w:t>6–16 часов. Исправить причину либо подготовить возврат к проверенной версии через локальный способ обслуживания. Если безопасного восстановления нет, организовать помощь или замену; не выдавать непроверенный файл за решение.</w:t>
+        <w:t>6–16 часов. Разработчик исправляет причину или готовит возврат к предыдущей версии. Если пользователь не может восстановить прибор дома, руководитель организует обслуживание или замену.</w:t>
       </w:r>
     </w:p>
     <w:p>
@@ -723,7 +723,7 @@
         <w:rPr>
           <w:b w:val="0"/>
         </w:rPr>
-        <w:t>16–24 часа. Проверить отключение и восстановление сети на нескольких приборах. Успешное решение передать небольшой группе добровольцев. Остальным сообщить результат и время следующего уведомления.</w:t>
+        <w:t>16–24 часа. Второй участник повторяет тест на нескольких приборах. После успешной проверки команда передаёт исправление небольшой группе пилота. Остальным руководитель сообщает результат и время следующего сообщения.</w:t>
       </w:r>
     </w:p>
     <w:p>
@@ -742,7 +742,7 @@
         <w:rPr>
           <w:b w:val="0"/>
         </w:rPr>
-        <w:t>Для дефекта ведётся одна карточка: симптомы, версия, ответственный, срок и результат проверки. Решения записываются. Короткие встречи проводят после воспроизведения ошибки и перед выпуском.</w:t>
+        <w:t>Команда ведёт одну карточку ошибки: симптомы, версия прошивки, ответственный, срок и результат проверки. Участники обсуждают её после воспроизведения сбоя и перед выпуском исправления.</w:t>
       </w:r>
     </w:p>
     <w:p>
@@ -753,7 +753,7 @@
         <w:rPr>
           <w:b w:val="0"/>
         </w:rPr>
-        <w:t>Рабочий чат и список задач — инструменты команды. Они не участвуют в измерениях и домашней интеграции: устройство сохраняет независимость от внешних сервисов.</w:t>
+        <w:t>Команда записывает решения и изменения сроков в карточке, чтобы участники работали по одному плану.</w:t>
       </w:r>
     </w:p>
     <w:p>
@@ -772,7 +772,7 @@
         <w:rPr>
           <w:b w:val="0"/>
         </w:rPr>
-        <w:t>Обновление выпускается, если второй участник подтвердил исправление, известен способ восстановления и нет новых критических ошибок. Проверка на протяжении 72 часов без интернета — отдельный этап допуска всей партии; её невозможно завершить за первые сутки.</w:t>
+        <w:t>Руководитель разрешает выпуск, когда второй участник подтвердил исправление и проверил способ восстановления. Затем команда проводит отдельное испытание: 72 часа работы без интернета. Его результат нужен для выдачи всей партии.</w:t>
       </w:r>
     </w:p>
     <w:p>
@@ -785,7 +785,7 @@
         <w:pStyle w:val="Heading1"/>
       </w:pPr>
       <w:r>
-        <w:t>4. Диалог с клиентом — задание № 3</w:t>
+        <w:t>4. Диалог с клиентом (задание № 3)</w:t>
       </w:r>
     </w:p>
     <w:p>
@@ -796,7 +796,7 @@
         <w:rPr>
           <w:b w:val="0"/>
         </w:rPr>
-        <w:t>Сценарий ролевой игры: покупатель выбирает монитор для домашнего кабинета и сомневается в цене, независимости от облака и практической пользе. Разговор происходит до покупки; обещания относятся к проверяемой версии продукта.</w:t>
+        <w:t>Для ролевой игры выбран покупатель, который ищет монитор воздуха для домашнего кабинета. Он уже пользуется умным домом и спрашивает о цене, облаке и поддержке.</w:t>
       </w:r>
     </w:p>
     <w:p>
@@ -818,7 +818,7 @@
         <w:rPr>
           <w:b w:val="0"/>
         </w:rPr>
-        <w:t>Представитель: «Какие параметры вы уже измеряете? Если у вас есть подходящий монитор CO₂, второй может не понадобиться. “Ягель” сочетает показания воздуха и часы на экране, а локальный API передаёт данные в вашу домашнюю систему».</w:t>
+        <w:t>Представитель: «Ваша система уже измеряет CO₂? “Ягель” показывает его вместе с температурой, влажностью и часами. Показания можно передавать в Home Assistant через локальный API».</w:t>
       </w:r>
     </w:p>
     <w:p>
@@ -840,7 +840,7 @@
         <w:rPr>
           <w:b w:val="0"/>
         </w:rPr>
-        <w:t>Представитель: «Аккаунт производителя и подписка для основных функций не предусмотрены. Измерения выполняет прибор. История и автоматизации могут работать на вашем оборудовании. До покупки мы покажем работу конкретной версии без интернета».</w:t>
+        <w:t>Представитель: «Нет, для работы прибора не нужны аккаунт производителя и подписка. Он измеряет воздух и показывает данные на экране. Историю можно хранить в вашей домашней системе».</w:t>
       </w:r>
     </w:p>
     <w:p>
@@ -862,7 +862,7 @@
         <w:rPr>
           <w:b w:val="0"/>
         </w:rPr>
-        <w:t>Представитель: «Сравним измеряемые параметры, локальную интеграцию, комплектность и поддержку. Открытая конструкция позволяет разбираться в работе прибора и готовить ремонт. Но сама по себе открытость не доказывает точность — её нужно проверять».</w:t>
+        <w:t>Представитель: «У “Ягеля” есть E-Ink экран, локальный API и настройка без правки кода. Мы продаём собранный прибор и помогаем с подключением. Схему и прошивку можно открыть, а детали заменить при ремонте».</w:t>
       </w:r>
     </w:p>
     <w:p>
@@ -884,7 +884,7 @@
         <w:rPr>
           <w:b w:val="0"/>
         </w:rPr>
-        <w:t>Представитель: «Он помогает замечать изменение условий и принимать решение о проветривании. Энергосбережение зависит от вентиляции и ваших действий. Мы не обещаем медицинского эффекта или определённого процента экономии без исследования».</w:t>
+        <w:t>Представитель: «По показаниям CO₂ вы поймёте, когда стоит проветрить комнату. Экономия отопления зависит от того, как вы управляете вентиляцией. В пилоте мы сравним расход энергии при одинаковом качестве воздуха».</w:t>
       </w:r>
     </w:p>
     <w:p>
@@ -906,7 +906,7 @@
         <w:rPr>
           <w:b w:val="0"/>
         </w:rPr>
-        <w:t>Представитель: «Для выпуска нужен проверенный способ восстановления. При ошибке поддержка сообщит доступные действия и организует восстановление либо обслуживание. Отключение внешнего сервиса не должно прекращать основные функции прибора».</w:t>
+        <w:t>Представитель: «Обратитесь в поддержку и укажите версию прошивки. Мы поможем вернуть предыдущую версию или организуем обслуживание. Прибор работает без сервера производителя».</w:t>
       </w:r>
     </w:p>
     <w:p>
@@ -925,7 +925,7 @@
         <w:rPr>
           <w:b w:val="0"/>
         </w:rPr>
-        <w:t>Наблюдатель проверяет, выяснил ли представитель задачу покупателя, понятно ли объяснил локальную работу и подтвердил ли заявленные преимущества. После ролевой игры участники записывают реальные замечания. Проведение игры и отзывы в этом отчёте не заявляются.</w:t>
+        <w:t>Наблюдатель оценивает, выяснил ли продавец задачу покупателя и ответил ли на его возражения. После игры участники обсуждают, какие ответы были понятны, а где потребовались пояснения.</w:t>
       </w:r>
     </w:p>
     <w:p>
@@ -936,7 +936,7 @@
         <w:rPr>
           <w:b w:val="0"/>
         </w:rPr>
-        <w:t>В кейсе выбран ограниченный пилот после исправления критической ошибки. Матрица помогает определить приоритеты, распределение ролей — выполнить работу, а честный диалог — согласовать ожидания покупателя с возможностями продукта.</w:t>
+        <w:t>Команда сначала исправляет зависание, затем передаёт пять приборов участникам пилота. Матрица рисков задаёт порядок работ, а план на сутки распределяет задачи и сроки. В разговоре с покупателем представитель объясняет подключение, ремонт и поддержку.</w:t>
       </w:r>
     </w:p>
     <w:sectPr>

--- a/10-decisions/Ягель — отчёт по практической №10.docx
+++ b/10-decisions/Ягель — отчёт по практической №10.docx
@@ -41,7 +41,7 @@
         <w:pStyle w:val="Heading1"/>
       </w:pPr>
       <w:r>
-        <w:t>1. Принятие решения (задание № 1)</w:t>
+        <w:t>1. Крупный заказ и спор об облаке (задание № 1)</w:t>
       </w:r>
     </w:p>
     <w:p>
@@ -52,7 +52,15 @@
         <w:rPr>
           <w:b w:val="0"/>
         </w:rPr>
-        <w:t>Цель работы: выбрать порядок запуска «Ягеля A1», оценить риски и распределить задачи между участниками команды.</w:t>
+        <w:t>«Ягель A1» показывает время и параметры воздуха, работает без обязательного облака и передаёт данные через локальный API. Пользователь меняет настройки через интерфейс устройства. Команда продаёт готовые приборы с открытыми схемой, прошивкой и корпусом.</w:t>
+      </w:r>
+    </w:p>
+    <w:p>
+      <w:pPr>
+        <w:pStyle w:val="Heading2"/>
+      </w:pPr>
+      <w:r>
+        <w:t>Условия кейса</w:t>
       </w:r>
     </w:p>
     <w:p>
@@ -63,15 +71,7 @@
         <w:rPr>
           <w:b w:val="0"/>
         </w:rPr>
-        <w:t>«Ягель A1» показывает время, CO₂, температуру, влажность и давление на E-Ink экране. Прибор работает без обязательного облака. Пользователь получает показания через локальный API и меняет настройки через интерфейс устройства, без правки кода и перепрошивки.</w:t>
-      </w:r>
-    </w:p>
-    <w:p>
-      <w:pPr>
-        <w:pStyle w:val="Heading2"/>
-      </w:pPr>
-      <w:r>
-        <w:t>Условие кейса</w:t>
+        <w:t>Кейс № 2 «Конфликт в команде». Сеть коворкингов предлагает купить 100 приборов по 5 000 рублей. Управляющий хочет видеть все помещения в одной панели. В исходном предложении он требует включить облако производителя и год обслуживания в стоимость приборов.</w:t>
       </w:r>
     </w:p>
     <w:p>
@@ -82,7 +82,18 @@
         <w:rPr>
           <w:b w:val="0"/>
         </w:rPr>
-        <w:t>Кейс № 1 «Сбой в запуске продукта». За неделю до пилота тестировщик обнаруживает зависание показаний после потери Wi-Fi. Команда планирует передать пользователям 30 приборов и должна решить, как поступить с запуском.</w:t>
+        <w:t>Руководитель видит заказ на 500 000 рублей и возможность оплатить производство. Разработчик возражает: команда возьмёт на себя сервер, хранение данных и постоянную поддержку. Нужно согласовать вариант, который клиент купит, а команда сможет обслуживать.</w:t>
+      </w:r>
+    </w:p>
+    <w:p>
+      <w:pPr>
+        <w:jc w:val="left"/>
+      </w:pPr>
+      <w:r>
+        <w:rPr>
+          <w:b w:val="0"/>
+        </w:rPr>
+        <w:t>В расчётах кейса переменные затраты составляют 3 600 рублей на прибор. Разработка облачной панели стоит 120 000 рублей, её обслуживание в первый год ещё 72 000 рублей. Эти суммы задают условия задачи.</w:t>
       </w:r>
     </w:p>
     <w:p>
@@ -101,7 +112,7 @@
         <w:rPr>
           <w:b w:val="0"/>
         </w:rPr>
-        <w:t>Сильные стороны: работающий прибор, локальный API, настройка через интерфейс устройства и открытые схема, прошивка и корпус.</w:t>
+        <w:t>Сильные стороны: готовый локальный API, настройка без правки кода, открытая конструкция. Команда может подключить приборы к системе заказчика без изменения их основного режима работы.</w:t>
       </w:r>
     </w:p>
     <w:p>
@@ -112,7 +123,7 @@
         <w:rPr>
           <w:b w:val="0"/>
         </w:rPr>
-        <w:t>Слабые стороны: команда ещё не проверила прибор в длительном пилоте. Небольшому составу трудно одновременно заниматься прошивкой, сборкой и поддержкой.</w:t>
+        <w:t>Слабые стороны: небольшой состав команды и отсутствие выделенного администратора облачного сервиса. Заказчик требует функций управления парком устройств, которые выходят за рамки настольного монитора.</w:t>
       </w:r>
     </w:p>
     <w:p>
@@ -123,7 +134,7 @@
         <w:rPr>
           <w:b w:val="0"/>
         </w:rPr>
-        <w:t>Возможности: испытать небольшую партию у владельцев Home Assistant, найти неудобные шаги настройки и подготовить инструкции по ремонту.</w:t>
+        <w:t>Возможности: получить первый корпоративный заказ, заработать на установке и привлечь интегратора для обслуживания. Результат можно использовать в следующих проектах.</w:t>
       </w:r>
     </w:p>
     <w:p>
@@ -134,59 +145,7 @@
         <w:rPr>
           <w:b w:val="0"/>
         </w:rPr>
-        <w:t>Угрозы: покупатели могут отказаться от прибора из-за зависаний. Задержка компонентов и рост затрат могут отодвинуть запуск.</w:t>
-      </w:r>
-    </w:p>
-    <w:p>
-      <w:pPr>
-        <w:pStyle w:val="Heading2"/>
-      </w:pPr>
-      <w:r>
-        <w:t>Альтернативы и выбор</w:t>
-      </w:r>
-    </w:p>
-    <w:p>
-      <w:pPr>
-        <w:jc w:val="left"/>
-      </w:pPr>
-      <w:r>
-        <w:rPr>
-          <w:b w:val="0"/>
-        </w:rPr>
-        <w:t>А. Передать всю партию в срок. Команда получит отзывы, но пользователи столкнутся с известной ошибкой и начнут сомневаться в показаниях.</w:t>
-      </w:r>
-    </w:p>
-    <w:p>
-      <w:pPr>
-        <w:jc w:val="left"/>
-      </w:pPr>
-      <w:r>
-        <w:rPr>
-          <w:b w:val="0"/>
-        </w:rPr>
-        <w:t>Б. Перенести пилот и провести расширенные испытания. Команда уменьшит риск повторного сбоя, но позже получит отзывы покупателей.</w:t>
-      </w:r>
-    </w:p>
-    <w:p>
-      <w:pPr>
-        <w:jc w:val="left"/>
-      </w:pPr>
-      <w:r>
-        <w:rPr>
-          <w:b w:val="0"/>
-        </w:rPr>
-        <w:t>В. Исправить зависание и передать пять приборов участникам пилота. После проверки этой группы выдать оставшиеся 25.</w:t>
-      </w:r>
-    </w:p>
-    <w:p>
-      <w:pPr>
-        <w:jc w:val="left"/>
-      </w:pPr>
-      <w:r>
-        <w:rPr>
-          <w:b w:val="0"/>
-        </w:rPr>
-        <w:t>Команда выбирает вариант В. Разработчик исправляет зависание, второй участник повторяет тест. Пять добровольцев проверяют приборы в своих домашних сетях. При повторном сбое руководитель переносит выдачу остальных устройств.</w:t>
+        <w:t>Угрозы: зависимость от одного покупателя, бесплатные доработки и расходы на поддержку после получения оплаты. При неудачных переговорах клиент выберет готовую облачную систему.</w:t>
       </w:r>
     </w:p>
     <w:p>
@@ -199,7 +158,15 @@
         <w:pStyle w:val="Heading1"/>
       </w:pPr>
       <w:r>
-        <w:t>2. Оценка и управление рисками</w:t>
+        <w:t>2. Сравнение вариантов и решение</w:t>
+      </w:r>
+    </w:p>
+    <w:p>
+      <w:pPr>
+        <w:pStyle w:val="Heading2"/>
+      </w:pPr>
+      <w:r>
+        <w:t>Три варианта сделки</w:t>
       </w:r>
     </w:p>
     <w:p>
@@ -210,7 +177,29 @@
         <w:rPr>
           <w:b w:val="0"/>
         </w:rPr>
-        <w:t>Команда оценивает вероятность и последствия по шкале от 1 до 3: низкие, средние и высокие. Приоритет риска равен произведению оценок. Значения 1–2 означают низкий приоритет, 3–4 средний, от 6 высокий. Оценки относятся к выбранному кейсу.</w:t>
+        <w:t>А. Согласиться на облако в исходной цене. Команда получает заказ и берёт на себя разработку и год обслуживания. Она должна найти человека, который будет отвечать за доступность сервиса.</w:t>
+      </w:r>
+    </w:p>
+    <w:p>
+      <w:pPr>
+        <w:jc w:val="left"/>
+      </w:pPr>
+      <w:r>
+        <w:rPr>
+          <w:b w:val="0"/>
+        </w:rPr>
+        <w:t>Б. Продать только приборы с локальным API. Команда сохраняет небольшой объём работ. Заказчику придётся найти исполнителя для общей панели; он может отказаться от сделки.</w:t>
+      </w:r>
+    </w:p>
+    <w:p>
+      <w:pPr>
+        <w:jc w:val="left"/>
+      </w:pPr>
+      <w:r>
+        <w:rPr>
+          <w:b w:val="0"/>
+        </w:rPr>
+        <w:t>В. Предложить панель на сервере заказчика и отдельную оплату установки. Сервер работает на одной из его площадок, остальные подключаются через защищённую сеть. Приборы продолжают измерения при недоступности панели.</w:t>
       </w:r>
     </w:p>
     <w:p>
@@ -218,7 +207,480 @@
         <w:pStyle w:val="Heading2"/>
       </w:pPr>
       <w:r>
-        <w:t>Матрица рисков</w:t>
+        <w:t>Расчёт для «Ягеля», рублей</w:t>
+      </w:r>
+    </w:p>
+    <w:tbl>
+      <w:tblPr>
+        <w:tblStyle w:val="TableGrid"/>
+        <w:tblW w:type="auto" w:w="0"/>
+        <w:tblLayout w:type="fixed"/>
+        <w:tblLook w:firstColumn="1" w:firstRow="1" w:lastColumn="0" w:lastRow="0" w:noHBand="0" w:noVBand="1" w:val="04A0"/>
+      </w:tblPr>
+      <w:tblGrid>
+        <w:gridCol w:w="4535"/>
+        <w:gridCol w:w="2551"/>
+        <w:gridCol w:w="2551"/>
+      </w:tblGrid>
+      <w:tr>
+        <w:trPr>
+          <w:cantSplit/>
+        </w:trPr>
+        <w:tc>
+          <w:tcPr>
+            <w:tcW w:type="dxa" w:w="4535"/>
+            <w:shd w:fill="F1F1F1"/>
+          </w:tcPr>
+          <w:p>
+            <w:pPr>
+              <w:spacing w:before="80" w:after="80" w:line="240" w:lineRule="auto"/>
+            </w:pPr>
+            <w:r>
+              <w:rPr>
+                <w:b/>
+                <w:sz w:val="22"/>
+              </w:rPr>
+              <w:t>Показатель</w:t>
+            </w:r>
+          </w:p>
+        </w:tc>
+        <w:tc>
+          <w:tcPr>
+            <w:tcW w:type="dxa" w:w="2551"/>
+            <w:shd w:fill="F1F1F1"/>
+          </w:tcPr>
+          <w:p>
+            <w:pPr>
+              <w:spacing w:before="80" w:after="80" w:line="240" w:lineRule="auto"/>
+            </w:pPr>
+            <w:r>
+              <w:rPr>
+                <w:b/>
+                <w:sz w:val="22"/>
+              </w:rPr>
+              <w:t>Облако в цене</w:t>
+            </w:r>
+          </w:p>
+        </w:tc>
+        <w:tc>
+          <w:tcPr>
+            <w:tcW w:type="dxa" w:w="2551"/>
+            <w:shd w:fill="F1F1F1"/>
+          </w:tcPr>
+          <w:p>
+            <w:pPr>
+              <w:spacing w:before="80" w:after="80" w:line="240" w:lineRule="auto"/>
+            </w:pPr>
+            <w:r>
+              <w:rPr>
+                <w:b/>
+                <w:sz w:val="22"/>
+              </w:rPr>
+              <w:t>Сервер заказчика</w:t>
+            </w:r>
+          </w:p>
+        </w:tc>
+      </w:tr>
+      <w:tr>
+        <w:trPr>
+          <w:cantSplit/>
+        </w:trPr>
+        <w:tc>
+          <w:tcPr>
+            <w:tcW w:type="dxa" w:w="4535"/>
+          </w:tcPr>
+          <w:p>
+            <w:pPr>
+              <w:spacing w:before="80" w:after="80" w:line="240" w:lineRule="auto"/>
+            </w:pPr>
+            <w:r>
+              <w:rPr>
+                <w:b w:val="0"/>
+                <w:sz w:val="22"/>
+              </w:rPr>
+              <w:t>Выручка от 100 приборов</w:t>
+            </w:r>
+          </w:p>
+        </w:tc>
+        <w:tc>
+          <w:tcPr>
+            <w:tcW w:type="dxa" w:w="2551"/>
+          </w:tcPr>
+          <w:p>
+            <w:pPr>
+              <w:spacing w:before="80" w:after="80" w:line="240" w:lineRule="auto"/>
+            </w:pPr>
+            <w:r>
+              <w:rPr>
+                <w:b w:val="0"/>
+                <w:sz w:val="22"/>
+              </w:rPr>
+              <w:t>500 000</w:t>
+            </w:r>
+          </w:p>
+        </w:tc>
+        <w:tc>
+          <w:tcPr>
+            <w:tcW w:type="dxa" w:w="2551"/>
+          </w:tcPr>
+          <w:p>
+            <w:pPr>
+              <w:spacing w:before="80" w:after="80" w:line="240" w:lineRule="auto"/>
+            </w:pPr>
+            <w:r>
+              <w:rPr>
+                <w:b w:val="0"/>
+                <w:sz w:val="22"/>
+              </w:rPr>
+              <w:t>500 000</w:t>
+            </w:r>
+          </w:p>
+        </w:tc>
+      </w:tr>
+      <w:tr>
+        <w:trPr>
+          <w:cantSplit/>
+        </w:trPr>
+        <w:tc>
+          <w:tcPr>
+            <w:tcW w:type="dxa" w:w="4535"/>
+          </w:tcPr>
+          <w:p>
+            <w:pPr>
+              <w:spacing w:before="80" w:after="80" w:line="240" w:lineRule="auto"/>
+            </w:pPr>
+            <w:r>
+              <w:rPr>
+                <w:b w:val="0"/>
+                <w:sz w:val="22"/>
+              </w:rPr>
+              <w:t>Переменные затраты на приборы</w:t>
+            </w:r>
+          </w:p>
+        </w:tc>
+        <w:tc>
+          <w:tcPr>
+            <w:tcW w:type="dxa" w:w="2551"/>
+          </w:tcPr>
+          <w:p>
+            <w:pPr>
+              <w:spacing w:before="80" w:after="80" w:line="240" w:lineRule="auto"/>
+            </w:pPr>
+            <w:r>
+              <w:rPr>
+                <w:b w:val="0"/>
+                <w:sz w:val="22"/>
+              </w:rPr>
+              <w:t>360 000</w:t>
+            </w:r>
+          </w:p>
+        </w:tc>
+        <w:tc>
+          <w:tcPr>
+            <w:tcW w:type="dxa" w:w="2551"/>
+          </w:tcPr>
+          <w:p>
+            <w:pPr>
+              <w:spacing w:before="80" w:after="80" w:line="240" w:lineRule="auto"/>
+            </w:pPr>
+            <w:r>
+              <w:rPr>
+                <w:b w:val="0"/>
+                <w:sz w:val="22"/>
+              </w:rPr>
+              <w:t>360 000</w:t>
+            </w:r>
+          </w:p>
+        </w:tc>
+      </w:tr>
+      <w:tr>
+        <w:trPr>
+          <w:cantSplit/>
+        </w:trPr>
+        <w:tc>
+          <w:tcPr>
+            <w:tcW w:type="dxa" w:w="4535"/>
+          </w:tcPr>
+          <w:p>
+            <w:pPr>
+              <w:spacing w:before="80" w:after="80" w:line="240" w:lineRule="auto"/>
+            </w:pPr>
+            <w:r>
+              <w:rPr>
+                <w:b w:val="0"/>
+                <w:sz w:val="22"/>
+              </w:rPr>
+              <w:t>Оплата установки</w:t>
+            </w:r>
+          </w:p>
+        </w:tc>
+        <w:tc>
+          <w:tcPr>
+            <w:tcW w:type="dxa" w:w="2551"/>
+          </w:tcPr>
+          <w:p>
+            <w:pPr>
+              <w:spacing w:before="80" w:after="80" w:line="240" w:lineRule="auto"/>
+            </w:pPr>
+            <w:r>
+              <w:rPr>
+                <w:b w:val="0"/>
+                <w:sz w:val="22"/>
+              </w:rPr>
+              <w:t>0</w:t>
+            </w:r>
+          </w:p>
+        </w:tc>
+        <w:tc>
+          <w:tcPr>
+            <w:tcW w:type="dxa" w:w="2551"/>
+          </w:tcPr>
+          <w:p>
+            <w:pPr>
+              <w:spacing w:before="80" w:after="80" w:line="240" w:lineRule="auto"/>
+            </w:pPr>
+            <w:r>
+              <w:rPr>
+                <w:b w:val="0"/>
+                <w:sz w:val="22"/>
+              </w:rPr>
+              <w:t>70 000</w:t>
+            </w:r>
+          </w:p>
+        </w:tc>
+      </w:tr>
+      <w:tr>
+        <w:trPr>
+          <w:cantSplit/>
+        </w:trPr>
+        <w:tc>
+          <w:tcPr>
+            <w:tcW w:type="dxa" w:w="4535"/>
+          </w:tcPr>
+          <w:p>
+            <w:pPr>
+              <w:spacing w:before="80" w:after="80" w:line="240" w:lineRule="auto"/>
+            </w:pPr>
+            <w:r>
+              <w:rPr>
+                <w:b w:val="0"/>
+                <w:sz w:val="22"/>
+              </w:rPr>
+              <w:t>Разработка и установка</w:t>
+            </w:r>
+          </w:p>
+        </w:tc>
+        <w:tc>
+          <w:tcPr>
+            <w:tcW w:type="dxa" w:w="2551"/>
+          </w:tcPr>
+          <w:p>
+            <w:pPr>
+              <w:spacing w:before="80" w:after="80" w:line="240" w:lineRule="auto"/>
+            </w:pPr>
+            <w:r>
+              <w:rPr>
+                <w:b w:val="0"/>
+                <w:sz w:val="22"/>
+              </w:rPr>
+              <w:t>120 000</w:t>
+            </w:r>
+          </w:p>
+        </w:tc>
+        <w:tc>
+          <w:tcPr>
+            <w:tcW w:type="dxa" w:w="2551"/>
+          </w:tcPr>
+          <w:p>
+            <w:pPr>
+              <w:spacing w:before="80" w:after="80" w:line="240" w:lineRule="auto"/>
+            </w:pPr>
+            <w:r>
+              <w:rPr>
+                <w:b w:val="0"/>
+                <w:sz w:val="22"/>
+              </w:rPr>
+              <w:t>50 000</w:t>
+            </w:r>
+          </w:p>
+        </w:tc>
+      </w:tr>
+      <w:tr>
+        <w:trPr>
+          <w:cantSplit/>
+        </w:trPr>
+        <w:tc>
+          <w:tcPr>
+            <w:tcW w:type="dxa" w:w="4535"/>
+          </w:tcPr>
+          <w:p>
+            <w:pPr>
+              <w:spacing w:before="80" w:after="80" w:line="240" w:lineRule="auto"/>
+            </w:pPr>
+            <w:r>
+              <w:rPr>
+                <w:b w:val="0"/>
+                <w:sz w:val="22"/>
+              </w:rPr>
+              <w:t>Обслуживание облака за год</w:t>
+            </w:r>
+          </w:p>
+        </w:tc>
+        <w:tc>
+          <w:tcPr>
+            <w:tcW w:type="dxa" w:w="2551"/>
+          </w:tcPr>
+          <w:p>
+            <w:pPr>
+              <w:spacing w:before="80" w:after="80" w:line="240" w:lineRule="auto"/>
+            </w:pPr>
+            <w:r>
+              <w:rPr>
+                <w:b w:val="0"/>
+                <w:sz w:val="22"/>
+              </w:rPr>
+              <w:t>72 000</w:t>
+            </w:r>
+          </w:p>
+        </w:tc>
+        <w:tc>
+          <w:tcPr>
+            <w:tcW w:type="dxa" w:w="2551"/>
+          </w:tcPr>
+          <w:p>
+            <w:pPr>
+              <w:spacing w:before="80" w:after="80" w:line="240" w:lineRule="auto"/>
+            </w:pPr>
+            <w:r>
+              <w:rPr>
+                <w:b w:val="0"/>
+                <w:sz w:val="22"/>
+              </w:rPr>
+              <w:t>0 у «Ягеля»</w:t>
+            </w:r>
+          </w:p>
+        </w:tc>
+      </w:tr>
+      <w:tr>
+        <w:trPr>
+          <w:cantSplit/>
+        </w:trPr>
+        <w:tc>
+          <w:tcPr>
+            <w:tcW w:type="dxa" w:w="4535"/>
+          </w:tcPr>
+          <w:p>
+            <w:pPr>
+              <w:spacing w:before="80" w:after="80" w:line="240" w:lineRule="auto"/>
+            </w:pPr>
+            <w:r>
+              <w:rPr>
+                <w:b w:val="0"/>
+                <w:sz w:val="22"/>
+              </w:rPr>
+              <w:t>Остаток до налогов и общих расходов</w:t>
+            </w:r>
+          </w:p>
+        </w:tc>
+        <w:tc>
+          <w:tcPr>
+            <w:tcW w:type="dxa" w:w="2551"/>
+          </w:tcPr>
+          <w:p>
+            <w:pPr>
+              <w:spacing w:before="80" w:after="80" w:line="240" w:lineRule="auto"/>
+            </w:pPr>
+            <w:r>
+              <w:rPr>
+                <w:b w:val="0"/>
+                <w:sz w:val="22"/>
+              </w:rPr>
+              <w:t>−52 000</w:t>
+            </w:r>
+          </w:p>
+        </w:tc>
+        <w:tc>
+          <w:tcPr>
+            <w:tcW w:type="dxa" w:w="2551"/>
+          </w:tcPr>
+          <w:p>
+            <w:pPr>
+              <w:spacing w:before="80" w:after="80" w:line="240" w:lineRule="auto"/>
+            </w:pPr>
+            <w:r>
+              <w:rPr>
+                <w:b w:val="0"/>
+                <w:sz w:val="22"/>
+              </w:rPr>
+              <w:t>160 000</w:t>
+            </w:r>
+          </w:p>
+        </w:tc>
+      </w:tr>
+    </w:tbl>
+    <w:p>
+      <w:pPr>
+        <w:jc w:val="left"/>
+      </w:pPr>
+      <w:r>
+        <w:rPr>
+          <w:b w:val="0"/>
+        </w:rPr>
+        <w:t>В варианте В заказчик предоставляет сервер и оплачивает его дальнейшее администрирование. Установка за 70 000 рублей включает настройку, обучение и первый месяц сопровождения. Таблица показывает результат для «Ягеля»; полную стоимость для клиента нужно согласовать с его администратором.</w:t>
+      </w:r>
+    </w:p>
+    <w:p>
+      <w:pPr>
+        <w:pStyle w:val="Heading2"/>
+      </w:pPr>
+      <w:r>
+        <w:t>Выбранное решение</w:t>
+      </w:r>
+    </w:p>
+    <w:p>
+      <w:pPr>
+        <w:jc w:val="left"/>
+      </w:pPr>
+      <w:r>
+        <w:rPr>
+          <w:b w:val="0"/>
+        </w:rPr>
+        <w:t>Команда предлагает вариант В. Первые 10 устройств устанавливает на одной площадке. Заказчик принимает панель и порядок обслуживания, затем стороны согласуют выдачу остальных 90 приборов.</w:t>
+      </w:r>
+    </w:p>
+    <w:p>
+      <w:pPr>
+        <w:jc w:val="left"/>
+      </w:pPr>
+      <w:r>
+        <w:rPr>
+          <w:b w:val="0"/>
+        </w:rPr>
+        <w:t>До закупки всей партии руководитель согласует цену установки, исполнителя поддержки и порядок оплаты. Если клиент требует бесплатное облако, команда пересчитает цену сделки. При отсутствии бюджета на эти работы откажется от заказа.</w:t>
+      </w:r>
+    </w:p>
+    <w:p>
+      <w:r>
+        <w:br w:type="page"/>
+      </w:r>
+    </w:p>
+    <w:p>
+      <w:pPr>
+        <w:pStyle w:val="Heading1"/>
+      </w:pPr>
+      <w:r>
+        <w:t>3. Риски выбранной сделки</w:t>
+      </w:r>
+    </w:p>
+    <w:p>
+      <w:pPr>
+        <w:jc w:val="left"/>
+      </w:pPr>
+      <w:r>
+        <w:rPr>
+          <w:b w:val="0"/>
+        </w:rPr>
+        <w:t>Команда оценивает вероятность и последствия по шкале 1–3. Приоритет равен их произведению: 1–2 низкий, 3–4 средний, от 6 высокий. Оценки относятся к условиям кейса.</w:t>
       </w:r>
     </w:p>
     <w:tbl>
@@ -241,6 +703,7 @@
         <w:tc>
           <w:tcPr>
             <w:tcW w:type="dxa" w:w="3005"/>
+            <w:shd w:fill="F1F1F1"/>
           </w:tcPr>
           <w:p>
             <w:pPr>
@@ -258,6 +721,7 @@
         <w:tc>
           <w:tcPr>
             <w:tcW w:type="dxa" w:w="2211"/>
+            <w:shd w:fill="F1F1F1"/>
           </w:tcPr>
           <w:p>
             <w:pPr>
@@ -268,13 +732,14 @@
                 <w:b/>
                 <w:sz w:val="22"/>
               </w:rPr>
-              <w:t>Низкая — 1</w:t>
+              <w:t>Низкая (1)</w:t>
             </w:r>
           </w:p>
         </w:tc>
         <w:tc>
           <w:tcPr>
             <w:tcW w:type="dxa" w:w="2211"/>
+            <w:shd w:fill="F1F1F1"/>
           </w:tcPr>
           <w:p>
             <w:pPr>
@@ -285,13 +750,14 @@
                 <w:b/>
                 <w:sz w:val="22"/>
               </w:rPr>
-              <w:t>Средняя — 2</w:t>
+              <w:t>Средняя (2)</w:t>
             </w:r>
           </w:p>
         </w:tc>
         <w:tc>
           <w:tcPr>
             <w:tcW w:type="dxa" w:w="2211"/>
+            <w:shd w:fill="F1F1F1"/>
           </w:tcPr>
           <w:p>
             <w:pPr>
@@ -302,7 +768,7 @@
                 <w:b/>
                 <w:sz w:val="22"/>
               </w:rPr>
-              <w:t>Высокая — 3</w:t>
+              <w:t>Высокая (3)</w:t>
             </w:r>
           </w:p>
         </w:tc>
@@ -324,7 +790,7 @@
                 <w:b w:val="0"/>
                 <w:sz w:val="22"/>
               </w:rPr>
-              <w:t>Серьёзные — 3</w:t>
+              <w:t>Серьёзные (3)</w:t>
             </w:r>
           </w:p>
         </w:tc>
@@ -341,7 +807,7 @@
                 <w:b w:val="0"/>
                 <w:sz w:val="22"/>
               </w:rPr>
-              <w:t>3: R4</w:t>
+              <w:t>3</w:t>
             </w:r>
           </w:p>
         </w:tc>
@@ -358,7 +824,7 @@
                 <w:b w:val="0"/>
                 <w:sz w:val="22"/>
               </w:rPr>
-              <w:t>6: R5</w:t>
+              <w:t>6: R2, R5</w:t>
             </w:r>
           </w:p>
         </w:tc>
@@ -397,7 +863,7 @@
                 <w:b w:val="0"/>
                 <w:sz w:val="22"/>
               </w:rPr>
-              <w:t>Заметные — 2</w:t>
+              <w:t>Заметные (2)</w:t>
             </w:r>
           </w:p>
         </w:tc>
@@ -431,7 +897,7 @@
                 <w:b w:val="0"/>
                 <w:sz w:val="22"/>
               </w:rPr>
-              <w:t>4: R2, R3</w:t>
+              <w:t>4: R4</w:t>
             </w:r>
           </w:p>
         </w:tc>
@@ -448,7 +914,7 @@
                 <w:b w:val="0"/>
                 <w:sz w:val="22"/>
               </w:rPr>
-              <w:t>6</w:t>
+              <w:t>6: R3</w:t>
             </w:r>
           </w:p>
         </w:tc>
@@ -470,7 +936,7 @@
                 <w:b w:val="0"/>
                 <w:sz w:val="22"/>
               </w:rPr>
-              <w:t>Небольшие — 1</w:t>
+              <w:t>Небольшие (1)</w:t>
             </w:r>
           </w:p>
         </w:tc>
@@ -532,7 +998,7 @@
         <w:pStyle w:val="Heading2"/>
       </w:pPr>
       <w:r>
-        <w:t>Реестр рисков и меры</w:t>
+        <w:t>Реестр рисков</w:t>
       </w:r>
     </w:p>
     <w:p>
@@ -543,7 +1009,7 @@
         <w:rPr>
           <w:b w:val="0"/>
         </w:rPr>
-        <w:t>R1. Зависание показаний: 3 × 3 = 9, высокий приоритет. Разработчик прошивки исправляет ошибку. До исправления руководитель останавливает выдачу приборов. При проверке команда отключает Wi-Fi и интернет, затем восстанавливает соединение.</w:t>
+        <w:t>R1. Рост объёма работ: 3 × 3 = 9. Заказчик добавляет отчёты и роли пользователей после согласования цены. Руководитель фиксирует состав первой версии, сроки и стоимость дополнительных этапов. Новое требование проходит оценку до начала разработки.</w:t>
       </w:r>
     </w:p>
     <w:p>
@@ -554,7 +1020,7 @@
         <w:rPr>
           <w:b w:val="0"/>
         </w:rPr>
-        <w:t>R2. Задержка пилота: 2 × 2 = 4, средний приоритет. Руководитель переносит второстепенные задачи и сообщает участникам новую дату. Он пересматривает график, если команда не успевает устранить критическую ошибку.</w:t>
+        <w:t>R2. Зависимость от одного клиента: 2 × 3 = 6. Команда тратит все ресурсы на сеть коворкингов. Руководитель сохраняет время на стандартную версию и ищет второго покупателя. Доработки строит поверх общего API.</w:t>
       </w:r>
     </w:p>
     <w:p>
@@ -565,7 +1031,7 @@
         <w:rPr>
           <w:b w:val="0"/>
         </w:rPr>
-        <w:t>R3. Сложная настройка: 2 × 2 = 4, средний приоритет. Пользователь не может подключить прибор к Home Assistant по инструкции. Разработчик интеграции наблюдает за настройкой, исправляет неудобные шаги и обновляет руководство.</w:t>
+        <w:t>R3. Отказ оплачивать установку: 3 × 2 = 6. Клиент сравнивает цену с бесплатным облаком конкурента. Руководитель показывает полную смету и предлагает начать с 10 приборов. До согласования оплаты команда не закупает всю партию.</w:t>
       </w:r>
     </w:p>
     <w:p>
@@ -576,7 +1042,7 @@
         <w:rPr>
           <w:b w:val="0"/>
         </w:rPr>
-        <w:t>R4. Задержка компонентов: 1 × 3 = 3, средний приоритет. Руководитель проверяет запас деталей и срок поставки. При задержке ищет другого поставщика. Перед заменой модели датчика команда проверяет совместимость и показания.</w:t>
+        <w:t>R4. Потеря связи между площадками: 2 × 2 = 4. Общая панель перестаёт получать данные. Интегратор проверяет восстановление соединения и вывод времени последнего измерения. Местные экраны и измерения продолжают работать.</w:t>
       </w:r>
     </w:p>
     <w:p>
@@ -587,7 +1053,7 @@
         <w:rPr>
           <w:b w:val="0"/>
         </w:rPr>
-        <w:t>R5. Ошибки в описании товара: 2 × 3 = 6, высокий приоритет. Руководитель сверяет карточку товара с результатами испытаний. Точность и экономию энергии указывает только при наличии измерений.</w:t>
+        <w:t>R5. Некому обслуживать сервер: 2 × 3 = 6. После установки клиент обращается к разработчику с вопросами по сети и резервному копированию. Руководитель до запуска назначает администратора со стороны клиента или согласует договор с интегратором.</w:t>
       </w:r>
     </w:p>
     <w:p>
@@ -595,7 +1061,7 @@
         <w:pStyle w:val="Heading2"/>
       </w:pPr>
       <w:r>
-        <w:t>Порядок контроля</w:t>
+        <w:t>Условия начала поставки</w:t>
       </w:r>
     </w:p>
     <w:p>
@@ -606,7 +1072,7 @@
         <w:rPr>
           <w:b w:val="0"/>
         </w:rPr>
-        <w:t>Руководитель разрешает выдачу приборов после устранения критических ошибок. Если команда меняет срок, она предупреждает участников пилота. После исправления разработчик и проверяющий обновляют оценки рисков.</w:t>
+        <w:t>Руководитель разрешает поставку после согласования состава работ, оплаты и ответственного за сервер. На пилоте команда проверяет отключение интернета, восстановление связи и понятность инструкции для администратора. При провале проверки переносит следующий этап.</w:t>
       </w:r>
     </w:p>
     <w:p>
@@ -619,7 +1085,7 @@
         <w:pStyle w:val="Heading1"/>
       </w:pPr>
       <w:r>
-        <w:t>3. Командная работа (задание № 2)</w:t>
+        <w:t>4. Изменение требований (задание № 2)</w:t>
       </w:r>
     </w:p>
     <w:p>
@@ -630,7 +1096,7 @@
         <w:rPr>
           <w:b w:val="0"/>
         </w:rPr>
-        <w:t>Сценарий № 1 «Срочное обновление продукта». Участник пилота сообщает о зависании показаний. За сутки команда должна найти способ восстановить работу и сообщить пользователям, что делать.</w:t>
+        <w:t>Сценарий № 2 «Изменение технического задания». За день до встречи клиент просит добавить отдельные отчёты для арендаторов. Каждый арендатор должен видеть только свои помещения. В первоначальную цену установки эта работа не входила.</w:t>
       </w:r>
     </w:p>
     <w:p>
@@ -638,7 +1104,7 @@
         <w:pStyle w:val="Heading2"/>
       </w:pPr>
       <w:r>
-        <w:t>Распределение обязанностей</w:t>
+        <w:t>Распределение задач</w:t>
       </w:r>
     </w:p>
     <w:p>
@@ -649,7 +1115,7 @@
         <w:rPr>
           <w:b w:val="0"/>
         </w:rPr>
-        <w:t>Руководитель собирает обращения, определяет порядок задач и решает, когда выдавать исправление. Он сообщает пользователям сроки и результаты.</w:t>
+        <w:t>Руководитель выясняет, кому нужны отчёты и к какой дате. Он согласует границы первого этапа и цену дополнения. Разработчик оценивает разделение доступа и выгрузку данных. Интегратор проверяет сервер и соединения площадок.</w:t>
       </w:r>
     </w:p>
     <w:p>
@@ -660,7 +1126,15 @@
         <w:rPr>
           <w:b w:val="0"/>
         </w:rPr>
-        <w:t>Разработчик прошивки воспроизводит ошибку и готовит исправление или возврат к предыдущей версии. Разработчик интеграции проверяет, как сбой влияет на домашние автоматизации.</w:t>
+        <w:t>Второй участник пробует открыть данные соседнего помещения от имени арендатора. Он записывает результат проверки. Заказчик назначает сотрудника, который примет панель и будет управлять доступом.</w:t>
+      </w:r>
+    </w:p>
+    <w:p>
+      <w:pPr>
+        <w:pStyle w:val="Heading2"/>
+      </w:pPr>
+      <w:r>
+        <w:t>План на сутки</w:t>
       </w:r>
     </w:p>
     <w:p>
@@ -671,15 +1145,7 @@
         <w:rPr>
           <w:b w:val="0"/>
         </w:rPr>
-        <w:t>Второй участник проверяет исправление по сценарию пользователя. В небольшой команде один человек может совмещать несколько ролей, но автор изменения не должен оставаться единственным проверяющим.</w:t>
-      </w:r>
-    </w:p>
-    <w:p>
-      <w:pPr>
-        <w:pStyle w:val="Heading2"/>
-      </w:pPr>
-      <w:r>
-        <w:t>План на первые сутки</w:t>
+        <w:t>0–2 часа. Руководитель записывает новый запрос и уточняет список арендаторов, помещений и получателей отчётов. Подтверждает, что существующий заказ пока включает общую панель управляющего.</w:t>
       </w:r>
     </w:p>
     <w:p>
@@ -690,7 +1156,7 @@
         <w:rPr>
           <w:b w:val="0"/>
         </w:rPr>
-        <w:t>0–2 часа. Руководитель отвечает на обращение и узнаёт версию прошивки и условия сбоя. Команда останавливает распространение проблемного обновления. Пользователю достаточно описать ошибку; пароль Wi-Fi для этого не нужен.</w:t>
+        <w:t>2–8 часов. Разработчик проверяет два варианта: выгрузку отчётов управляющим и отдельные учётные записи арендаторов. Готовит оценку времени и затрат. Демонстрацию проводит на тестовых данных.</w:t>
       </w:r>
     </w:p>
     <w:p>
@@ -701,7 +1167,7 @@
         <w:rPr>
           <w:b w:val="0"/>
         </w:rPr>
-        <w:t>2–6 часов. Разработчик отключает Wi-Fi, перекрывает доступ в интернет и перезапускает прибор. Он проверяет обновление показаний и часов, записывает последовательность действий, которая вызывает сбой.</w:t>
+        <w:t>8–16 часов. Команда выбирает минимальный состав первого этапа. Предлагает управляющему выгрузку отчётов, а доступ арендаторов выносит в отдельный оплачиваемый этап после проверки разграничения прав.</w:t>
       </w:r>
     </w:p>
     <w:p>
@@ -712,7 +1178,15 @@
         <w:rPr>
           <w:b w:val="0"/>
         </w:rPr>
-        <w:t>6–16 часов. Разработчик исправляет причину или готовит возврат к предыдущей версии. Если пользователь не может восстановить прибор дома, руководитель организует обслуживание или замену.</w:t>
+        <w:t>16–24 часа. Руководитель отправляет клиенту два варианта сметы и критерии приёмки. На встрече команда показывает работу 10 приборов и объясняет, какие задачи выполняет администратор.</w:t>
+      </w:r>
+    </w:p>
+    <w:p>
+      <w:pPr>
+        <w:pStyle w:val="Heading2"/>
+      </w:pPr>
+      <w:r>
+        <w:t>Как фиксировать договорённости</w:t>
       </w:r>
     </w:p>
     <w:p>
@@ -723,15 +1197,7 @@
         <w:rPr>
           <w:b w:val="0"/>
         </w:rPr>
-        <w:t>16–24 часа. Второй участник повторяет тест на нескольких приборах. После успешной проверки команда передаёт исправление небольшой группе пилота. Остальным руководитель сообщает результат и время следующего сообщения.</w:t>
-      </w:r>
-    </w:p>
-    <w:p>
-      <w:pPr>
-        <w:pStyle w:val="Heading2"/>
-      </w:pPr>
-      <w:r>
-        <w:t>Как команда общается</w:t>
+        <w:t>Команда ведёт один список требований с датой, ответственным и стоимостью изменения. После встречи руководитель отправляет клиенту итог: согласованные функции, отложенные задачи и следующий шаг. Разработчик начинает дополнение после подтверждения сметы.</w:t>
       </w:r>
     </w:p>
     <w:p>
@@ -742,37 +1208,7 @@
         <w:rPr>
           <w:b w:val="0"/>
         </w:rPr>
-        <w:t>Команда ведёт одну карточку ошибки: симптомы, версия прошивки, ответственный, срок и результат проверки. Участники обсуждают её после воспроизведения сбоя и перед выпуском исправления.</w:t>
-      </w:r>
-    </w:p>
-    <w:p>
-      <w:pPr>
-        <w:jc w:val="left"/>
-      </w:pPr>
-      <w:r>
-        <w:rPr>
-          <w:b w:val="0"/>
-        </w:rPr>
-        <w:t>Команда записывает решения и изменения сроков в карточке, чтобы участники работали по одному плану.</w:t>
-      </w:r>
-    </w:p>
-    <w:p>
-      <w:pPr>
-        <w:pStyle w:val="Heading2"/>
-      </w:pPr>
-      <w:r>
-        <w:t>Условие выпуска</w:t>
-      </w:r>
-    </w:p>
-    <w:p>
-      <w:pPr>
-        <w:jc w:val="left"/>
-      </w:pPr>
-      <w:r>
-        <w:rPr>
-          <w:b w:val="0"/>
-        </w:rPr>
-        <w:t>Руководитель разрешает выпуск, когда второй участник подтвердил исправление и проверил способ восстановления. Затем команда проводит отдельное испытание: 72 часа работы без интернета. Его результат нужен для выдачи всей партии.</w:t>
+        <w:t>Приёмка первой версии: управляющий видит свои площадки, различает свежие и устаревшие показания, выгружает отчёт. После отключения интернета приборы продолжают измерения. Новая схема доступа проходит отдельную проверку до передачи арендаторам.</w:t>
       </w:r>
     </w:p>
     <w:p>
@@ -785,7 +1221,7 @@
         <w:pStyle w:val="Heading1"/>
       </w:pPr>
       <w:r>
-        <w:t>4. Диалог с клиентом (задание № 3)</w:t>
+        <w:t>5. Переговоры с заказчиком (задание № 3)</w:t>
       </w:r>
     </w:p>
     <w:p>
@@ -796,7 +1232,7 @@
         <w:rPr>
           <w:b w:val="0"/>
         </w:rPr>
-        <w:t>Для ролевой игры выбран покупатель, который ищет монитор воздуха для домашнего кабинета. Он уже пользуется умным домом и спрашивает о цене, облаке и поддержке.</w:t>
+        <w:t>В ролевой игре участвуют управляющий сетью коворкингов и руководитель «Ягеля». Предмет переговоров: общая панель, отдельная оплата установки и обслуживание сервера.</w:t>
       </w:r>
     </w:p>
     <w:p>
@@ -807,7 +1243,7 @@
         <w:rPr>
           <w:b w:val="0"/>
         </w:rPr>
-        <w:t>Клиент: «У меня уже есть умный дом. Зачем ещё один прибор?»</w:t>
+        <w:t>Клиент: «Я заказываю сто приборов. Панель должна входить в цену».</w:t>
       </w:r>
     </w:p>
     <w:p>
@@ -818,7 +1254,7 @@
         <w:rPr>
           <w:b w:val="0"/>
         </w:rPr>
-        <w:t>Представитель: «Ваша система уже измеряет CO₂? “Ягель” показывает его вместе с температурой, влажностью и часами. Показания можно передавать в Home Assistant через локальный API».</w:t>
+        <w:t>Представитель: «Прибор стоит 5 000 рублей. В эту цену входят сборка, прошивка и поддержка самого устройства. Панель для четырёх площадок требует установки и администрирования. Мы предлагаем её отдельным этапом за 70 000 рублей».</w:t>
       </w:r>
     </w:p>
     <w:p>
@@ -829,7 +1265,7 @@
         <w:rPr>
           <w:b w:val="0"/>
         </w:rPr>
-        <w:t>Клиент: «Мне придётся регистрироваться и платить за сервер?»</w:t>
+        <w:t>Клиент: «Другие дают облако бесплатно».</w:t>
       </w:r>
     </w:p>
     <w:p>
@@ -840,7 +1276,7 @@
         <w:rPr>
           <w:b w:val="0"/>
         </w:rPr>
-        <w:t>Представитель: «Нет, для работы прибора не нужны аккаунт производителя и подписка. Он измеряет воздух и показывает данные на экране. Историю можно хранить в вашей домашней системе».</w:t>
+        <w:t>Представитель: «У нас панель будет на вашем сервере. Вы сохраните историю и доступ к устройствам, если смените поставщика. Покажем это на пилоте из десяти приборов».</w:t>
       </w:r>
     </w:p>
     <w:p>
@@ -851,7 +1287,7 @@
         <w:rPr>
           <w:b w:val="0"/>
         </w:rPr>
-        <w:t>Клиент: «Почему не взять дешёвый датчик?»</w:t>
+        <w:t>Клиент: «У меня нет сотрудника, который станет обслуживать сервер».</w:t>
       </w:r>
     </w:p>
     <w:p>
@@ -862,7 +1298,7 @@
         <w:rPr>
           <w:b w:val="0"/>
         </w:rPr>
-        <w:t>Представитель: «У “Ягеля” есть E-Ink экран, локальный API и настройка без правки кода. Мы продаём собранный прибор и помогаем с подключением. Схему и прошивку можно открыть, а детали заменить при ремонте».</w:t>
+        <w:t>Представитель: «Подключим интегратора. До установки он оценит обслуживание, и вы согласуете с ним стоимость. Мы отвечаем за приборы и согласованные работы по панели».</w:t>
       </w:r>
     </w:p>
     <w:p>
@@ -873,7 +1309,7 @@
         <w:rPr>
           <w:b w:val="0"/>
         </w:rPr>
-        <w:t>Клиент: «Он улучшит здоровье и снизит счёт за отопление?»</w:t>
+        <w:t>Клиент: «Без отчётов для каждого арендатора мне это не подходит».</w:t>
       </w:r>
     </w:p>
     <w:p>
@@ -884,7 +1320,7 @@
         <w:rPr>
           <w:b w:val="0"/>
         </w:rPr>
-        <w:t>Представитель: «По показаниям CO₂ вы поймёте, когда стоит проветрить комнату. Экономия отопления зависит от того, как вы управляете вентиляцией. В пилоте мы сравним расход энергии при одинаковом качестве воздуха».</w:t>
+        <w:t>Представитель: «На первом этапе управляющий сможет выгружать отчёты. Личные кабинеты арендаторов вынесем в отдельную смету: нужно проверить, что они видят только свои помещения».</w:t>
       </w:r>
     </w:p>
     <w:p>
@@ -895,7 +1331,7 @@
         <w:rPr>
           <w:b w:val="0"/>
         </w:rPr>
-        <w:t>Клиент: «А если обновление сломает устройство?»</w:t>
+        <w:t>Клиент: «А если я не согласен доплачивать?»</w:t>
       </w:r>
     </w:p>
     <w:p>
@@ -906,7 +1342,7 @@
         <w:rPr>
           <w:b w:val="0"/>
         </w:rPr>
-        <w:t>Представитель: «Обратитесь в поддержку и укажите версию прошивки. Мы поможем вернуть предыдущую версию или организуем обслуживание. Прибор работает без сервера производителя».</w:t>
+        <w:t>Представитель: «Тогда можем поставить приборы с локальным API, а панель подготовит ваш исполнитель. Бесплатное годовое облако в этой цене мы взять на себя не сможем».</w:t>
       </w:r>
     </w:p>
     <w:p>
@@ -914,7 +1350,7 @@
         <w:pStyle w:val="Heading2"/>
       </w:pPr>
       <w:r>
-        <w:t>Оценка диалога и вывод</w:t>
+        <w:t>Оценка переговоров</w:t>
       </w:r>
     </w:p>
     <w:p>
@@ -925,7 +1361,15 @@
         <w:rPr>
           <w:b w:val="0"/>
         </w:rPr>
-        <w:t>Наблюдатель оценивает, выяснил ли продавец задачу покупателя и ответил ли на его возражения. После игры участники обсуждают, какие ответы были понятны, а где потребовались пояснения.</w:t>
+        <w:t>Наблюдатель проверяет, выяснил ли представитель задачи управляющего, объяснил ли стоимость работ и предложил ли проверяемый первый этап. Участники обсуждают, где ответ помог договориться, а где требовалось уточнить запрос.</w:t>
+      </w:r>
+    </w:p>
+    <w:p>
+      <w:pPr>
+        <w:pStyle w:val="Heading2"/>
+      </w:pPr>
+      <w:r>
+        <w:t>Вывод</w:t>
       </w:r>
     </w:p>
     <w:p>
@@ -936,7 +1380,7 @@
         <w:rPr>
           <w:b w:val="0"/>
         </w:rPr>
-        <w:t>Команда сначала исправляет зависание, затем передаёт пять приборов участникам пилота. Матрица рисков задаёт порядок работ, а план на сутки распределяет задачи и сроки. В разговоре с покупателем представитель объясняет подключение, ремонт и поддержку.</w:t>
+        <w:t>Команда сохраняет заказ при отдельной оплате установки и назначенном администраторе. Сначала проверяет 10 приборов, затем поставляет остальную партию. Руководитель отказывается включать в цену расходы, которые сделают заказ убыточным.</w:t>
       </w:r>
     </w:p>
     <w:sectPr>
